--- a/doc/混合精度/混合精度说明文档.docx
+++ b/doc/混合精度/混合精度说明文档.docx
@@ -46,6 +46,7 @@
       </w:pPr>
       <w:r>
         <w:rPr>
+          <w:noProof/>
           <w:sz w:val="24"/>
         </w:rPr>
         <w:drawing>
@@ -125,6 +126,7 @@
       </w:pPr>
       <w:r>
         <w:rPr>
+          <w:noProof/>
           <w:sz w:val="24"/>
         </w:rPr>
         <w:drawing>
@@ -211,6 +213,7 @@
       <w:pPr>
         <w:ind w:firstLine="480"/>
         <w:rPr>
+          <w:rFonts w:hint="eastAsia"/>
           <w:b/>
           <w:bCs/>
           <w:sz w:val="24"/>
@@ -268,14 +271,16 @@
       <w:pPr>
         <w:ind w:firstLine="480"/>
         <w:rPr>
-          <w:sz w:val="24"/>
-        </w:rPr>
-      </w:pPr>
-    </w:p>
-    <w:p>
-      <w:pPr>
-        <w:ind w:firstLine="480"/>
-        <w:rPr>
+          <w:rFonts w:hint="eastAsia"/>
+          <w:sz w:val="24"/>
+        </w:rPr>
+      </w:pPr>
+    </w:p>
+    <w:p>
+      <w:pPr>
+        <w:ind w:firstLine="480"/>
+        <w:rPr>
+          <w:rFonts w:hint="eastAsia"/>
           <w:b/>
           <w:bCs/>
           <w:sz w:val="24"/>
@@ -335,7 +340,35 @@
           <w:rFonts w:hint="eastAsia"/>
           <w:sz w:val="24"/>
         </w:rPr>
-        <w:t>，在需要的位置插入Cast和DeCast算子。</w:t>
+        <w:t>，在需要的位置插入</w:t>
+      </w:r>
+      <w:r>
+        <w:rPr>
+          <w:rFonts w:hint="eastAsia"/>
+          <w:sz w:val="24"/>
+        </w:rPr>
+        <w:t>Down</w:t>
+      </w:r>
+      <w:r>
+        <w:rPr>
+          <w:rFonts w:hint="eastAsia"/>
+          <w:sz w:val="24"/>
+        </w:rPr>
+        <w:t>Cast和</w:t>
+      </w:r>
+      <w:r>
+        <w:rPr>
+          <w:rFonts w:hint="eastAsia"/>
+          <w:sz w:val="24"/>
+        </w:rPr>
+        <w:t>Up</w:t>
+      </w:r>
+      <w:r>
+        <w:rPr>
+          <w:rFonts w:hint="eastAsia"/>
+          <w:sz w:val="24"/>
+        </w:rPr>
+        <w:t>Cast算子。</w:t>
       </w:r>
     </w:p>
     <w:p>
@@ -813,7 +846,6 @@
       <w:pPr>
         <w:ind w:firstLine="480"/>
         <w:rPr>
-          <w:rFonts w:hint="eastAsia"/>
           <w:sz w:val="24"/>
         </w:rPr>
       </w:pPr>
@@ -851,6 +883,75 @@
           <w:rFonts w:hint="eastAsia"/>
           <w:sz w:val="24"/>
         </w:rPr>
+        <w:t>Function算子，</w:t>
+      </w:r>
+      <w:r>
+        <w:rPr>
+          <w:rFonts w:hint="eastAsia"/>
+          <w:sz w:val="24"/>
+        </w:rPr>
+        <w:t>设置特定</w:t>
+      </w:r>
+      <w:r>
+        <w:rPr>
+          <w:rFonts w:hint="eastAsia"/>
+          <w:sz w:val="24"/>
+        </w:rPr>
+        <w:t>精度</w:t>
+      </w:r>
+    </w:p>
+    <w:p>
+      <w:pPr>
+        <w:ind w:firstLine="480"/>
+        <w:rPr>
+          <w:rFonts w:hint="eastAsia"/>
+          <w:sz w:val="24"/>
+        </w:rPr>
+      </w:pPr>
+    </w:p>
+    <w:p>
+      <w:pPr>
+        <w:ind w:firstLine="480"/>
+        <w:rPr>
+          <w:rFonts w:hint="eastAsia"/>
+          <w:b/>
+          <w:bCs/>
+          <w:sz w:val="24"/>
+        </w:rPr>
+      </w:pPr>
+      <w:r>
+        <w:rPr>
+          <w:rFonts w:hint="eastAsia"/>
+          <w:b/>
+          <w:bCs/>
+          <w:sz w:val="24"/>
+        </w:rPr>
+        <w:t>Down</w:t>
+      </w:r>
+      <w:r>
+        <w:rPr>
+          <w:rFonts w:hint="eastAsia"/>
+          <w:b/>
+          <w:bCs/>
+          <w:sz w:val="24"/>
+        </w:rPr>
+        <w:t>Cast</w:t>
+      </w:r>
+    </w:p>
+    <w:p>
+      <w:pPr>
+        <w:ind w:firstLine="480"/>
+        <w:rPr>
+          <w:rFonts w:hint="eastAsia"/>
+          <w:sz w:val="24"/>
+        </w:rPr>
+      </w:pPr>
+      <w:r>
+        <w:rPr>
+          <w:rFonts w:hint="eastAsia"/>
+          <w:sz w:val="24"/>
+        </w:rPr>
+        <w:lastRenderedPageBreak/>
         <w:t>Function算子，</w:t>
       </w:r>
       <w:r>
@@ -872,78 +973,34 @@
           <w:sz w:val="24"/>
         </w:rPr>
       </w:pPr>
-      <w:r>
-        <w:rPr>
-          <w:sz w:val="24"/>
-        </w:rPr>
-        <w:lastRenderedPageBreak/>
-        <w:drawing>
-          <wp:inline distT="0" distB="0" distL="0" distR="0" wp14:anchorId="1A037A70" wp14:editId="7DF174DC">
-            <wp:extent cx="3875498" cy="1969477"/>
-            <wp:effectExtent l="0" t="0" r="0" b="0"/>
-            <wp:docPr id="1505075016" name="图片 1"/>
-            <wp:cNvGraphicFramePr>
-              <a:graphicFrameLocks xmlns:a="http://schemas.openxmlformats.org/drawingml/2006/main" noChangeAspect="1"/>
-            </wp:cNvGraphicFramePr>
-            <a:graphic xmlns:a="http://schemas.openxmlformats.org/drawingml/2006/main">
-              <a:graphicData uri="http://schemas.openxmlformats.org/drawingml/2006/picture">
-                <pic:pic xmlns:pic="http://schemas.openxmlformats.org/drawingml/2006/picture">
-                  <pic:nvPicPr>
-                    <pic:cNvPr id="1505075016" name=""/>
-                    <pic:cNvPicPr/>
-                  </pic:nvPicPr>
-                  <pic:blipFill>
-                    <a:blip r:embed="rId9"/>
-                    <a:stretch>
-                      <a:fillRect/>
-                    </a:stretch>
-                  </pic:blipFill>
-                  <pic:spPr>
-                    <a:xfrm>
-                      <a:off x="0" y="0"/>
-                      <a:ext cx="3880326" cy="1971930"/>
-                    </a:xfrm>
-                    <a:prstGeom prst="rect">
-                      <a:avLst/>
-                    </a:prstGeom>
-                  </pic:spPr>
-                </pic:pic>
-              </a:graphicData>
-            </a:graphic>
-          </wp:inline>
-        </w:drawing>
-      </w:r>
-    </w:p>
-    <w:p>
-      <w:pPr>
-        <w:tabs>
-          <w:tab w:val="left" w:pos="3370"/>
-        </w:tabs>
-        <w:ind w:firstLine="480"/>
-        <w:rPr>
-          <w:rFonts w:hint="eastAsia"/>
-          <w:sz w:val="24"/>
-        </w:rPr>
-      </w:pPr>
-    </w:p>
-    <w:p>
-      <w:pPr>
-        <w:ind w:firstLine="480"/>
-        <w:rPr>
-          <w:rFonts w:hint="eastAsia"/>
-          <w:b/>
-          <w:bCs/>
-          <w:sz w:val="24"/>
-        </w:rPr>
-      </w:pPr>
-      <w:r>
-        <w:rPr>
-          <w:rFonts w:hint="eastAsia"/>
-          <w:b/>
-          <w:bCs/>
-          <w:sz w:val="24"/>
-        </w:rPr>
-        <w:t>DeCast</w:t>
+    </w:p>
+    <w:p>
+      <w:pPr>
+        <w:ind w:firstLine="480"/>
+        <w:rPr>
+          <w:rFonts w:hint="eastAsia"/>
+          <w:b/>
+          <w:bCs/>
+          <w:sz w:val="24"/>
+        </w:rPr>
+      </w:pPr>
+      <w:r>
+        <w:rPr>
+          <w:rFonts w:hint="eastAsia"/>
+          <w:b/>
+          <w:bCs/>
+          <w:sz w:val="24"/>
+        </w:rPr>
+        <w:t>Up</w:t>
+      </w:r>
+      <w:r>
+        <w:rPr>
+          <w:rFonts w:hint="eastAsia"/>
+          <w:b/>
+          <w:bCs/>
+          <w:sz w:val="24"/>
+        </w:rPr>
+        <w:t>Cast</w:t>
       </w:r>
     </w:p>
     <w:p>
@@ -1067,6 +1124,7 @@
       <w:pPr>
         <w:ind w:firstLine="480"/>
         <w:rPr>
+          <w:rFonts w:hint="eastAsia"/>
           <w:sz w:val="24"/>
         </w:rPr>
       </w:pPr>
@@ -1089,14 +1147,16 @@
       <w:pPr>
         <w:ind w:firstLine="480"/>
         <w:rPr>
-          <w:sz w:val="24"/>
-        </w:rPr>
-      </w:pPr>
-    </w:p>
-    <w:p>
-      <w:pPr>
-        <w:ind w:firstLine="480"/>
-        <w:rPr>
+          <w:rFonts w:hint="eastAsia"/>
+          <w:sz w:val="24"/>
+        </w:rPr>
+      </w:pPr>
+    </w:p>
+    <w:p>
+      <w:pPr>
+        <w:ind w:firstLine="480"/>
+        <w:rPr>
+          <w:rFonts w:hint="eastAsia"/>
           <w:b/>
           <w:bCs/>
           <w:sz w:val="24"/>
@@ -1134,22 +1194,16 @@
       <w:pPr>
         <w:ind w:firstLine="480"/>
         <w:rPr>
-          <w:sz w:val="24"/>
-        </w:rPr>
-      </w:pPr>
-      <w:r>
-        <w:rPr>
-          <w:rFonts w:hint="eastAsia"/>
-          <w:sz w:val="24"/>
-        </w:rPr>
-        <w:t>自动将模型转换为静态计算图并应用融合算子与自动精度，返回图执行器</w:t>
-      </w:r>
-      <w:r>
-        <w:rPr>
-          <w:rFonts w:hint="eastAsia"/>
-          <w:sz w:val="24"/>
-        </w:rPr>
-        <w:t>。</w:t>
+          <w:rFonts w:hint="eastAsia"/>
+          <w:sz w:val="24"/>
+        </w:rPr>
+      </w:pPr>
+      <w:r>
+        <w:rPr>
+          <w:rFonts w:hint="eastAsia"/>
+          <w:sz w:val="24"/>
+        </w:rPr>
+        <w:t>自动将模型转换为静态计算图并应用融合算子与自动精度，返回图执行器。</w:t>
       </w:r>
     </w:p>
     <w:p>
@@ -1164,12 +1218,12 @@
       </w:pPr>
     </w:p>
     <w:sectPr>
-      <w:headerReference w:type="even" r:id="rId10"/>
-      <w:headerReference w:type="default" r:id="rId11"/>
-      <w:footerReference w:type="even" r:id="rId12"/>
-      <w:footerReference w:type="default" r:id="rId13"/>
-      <w:headerReference w:type="first" r:id="rId14"/>
-      <w:footerReference w:type="first" r:id="rId15"/>
+      <w:headerReference w:type="even" r:id="rId9"/>
+      <w:headerReference w:type="default" r:id="rId10"/>
+      <w:footerReference w:type="even" r:id="rId11"/>
+      <w:footerReference w:type="default" r:id="rId12"/>
+      <w:headerReference w:type="first" r:id="rId13"/>
+      <w:footerReference w:type="first" r:id="rId14"/>
       <w:pgSz w:w="11906" w:h="16838"/>
       <w:pgMar w:top="1440" w:right="1800" w:bottom="1440" w:left="1800" w:header="851" w:footer="992" w:gutter="0"/>
       <w:cols w:space="425"/>
